--- a/server/templates/1-卖车-香港车辆买卖合约.docx
+++ b/server/templates/1-卖车-香港车辆买卖合约.docx
@@ -1759,21 +1759,20 @@
           <w:rFonts w:eastAsia="微软雅黑" w:hint="eastAsia"/>
           <w:lang w:eastAsia="zh-CN"/>
         </w:rPr>
-        <w:t>日或车辆完成香港运输署过户登记手续当日（以较早者／较后者为准：</w:t>
+        <w:t>日或车辆完成香港运输署过户登记手续当日</w:t>
       </w:r>
       <w:r>
         <w:rPr>
           <w:rFonts w:eastAsia="微软雅黑"/>
           <w:lang w:eastAsia="zh-CN"/>
         </w:rPr>
-        <w:t>________</w:t>
       </w:r>
       <w:r>
         <w:rPr>
           <w:rFonts w:eastAsia="微软雅黑" w:hint="eastAsia"/>
           <w:lang w:eastAsia="zh-CN"/>
         </w:rPr>
-        <w:t>），由乙方一次性支付予甲方。</w:t>
+        <w:t>，由乙方一次性支付予甲方。</w:t>
       </w:r>
     </w:p>
     <w:p>

--- a/server/templates/1-卖车-香港车辆买卖合约.docx
+++ b/server/templates/1-卖车-香港车辆买卖合约.docx
@@ -1838,8 +1838,103 @@
           <w:sz w:val="16"/>
           <w:lang w:eastAsia="zh-CN"/>
         </w:rPr>
-        <w:lastRenderedPageBreak/>
         <w:t xml:space="preserve">05  </w:t>
+      </w:r>
+      <w:r>
+        <w:rPr>
+          <w:rFonts w:ascii="Aptos" w:eastAsia="微软雅黑" w:hAnsi="Aptos" w:hint="eastAsia"/>
+          <w:lang w:eastAsia="zh-CN"/>
+        </w:rPr>
+        <w:t>附赠服务</w:t>
+      </w:r>
+      <w:r>
+        <w:rPr>
+          <w:rFonts w:ascii="Aptos" w:eastAsia="微软雅黑" w:hAnsi="Aptos"/>
+          <w:color w:val="B58A3A"/>
+          <w:sz w:val="16"/>
+          <w:lang w:eastAsia="zh-CN"/>
+        </w:rPr>
+        <w:t xml:space="preserve">  |  COMPLIMENTARY SERVICES</w:t>
+      </w:r>
+    </w:p>
+    <w:p>
+      <w:pPr>
+        <w:rPr>
+          <w:rFonts w:eastAsia="微软雅黑"/>
+        </w:rPr>
+      </w:pPr>
+      <w:r>
+        <w:rPr>
+          <w:rFonts w:eastAsia="微软雅黑" w:hint="eastAsia"/>
+          <w:lang w:eastAsia="zh-CN"/>
+        </w:rPr>
+        <w:t>附赠：本车辆过户登记手续的全部费用。</w:t>
+      </w:r>
+    </w:p>
+    <w:p>
+      <w:pPr>
+        <w:pStyle w:val="1"/>
+        <w:spacing w:line="240" w:lineRule="auto"/>
+        <w:rPr>
+          <w:rFonts w:eastAsia="微软雅黑"/>
+        </w:rPr>
+      </w:pPr>
+      <w:r>
+        <w:rPr>
+          <w:rFonts w:ascii="Aptos" w:eastAsia="微软雅黑" w:hAnsi="Aptos"/>
+          <w:color w:val="B58A3A"/>
+          <w:sz w:val="16"/>
+          <w:lang w:eastAsia="zh-CN"/>
+        </w:rPr>
+        <w:t xml:space="preserve">06  </w:t>
+      </w:r>
+      <w:r>
+        <w:rPr>
+          <w:rFonts w:ascii="Aptos" w:eastAsia="微软雅黑" w:hAnsi="Aptos" w:hint="eastAsia"/>
+          <w:lang w:eastAsia="zh-CN"/>
+        </w:rPr>
+        <w:t>售后质保</w:t>
+      </w:r>
+      <w:r>
+        <w:rPr>
+          <w:rFonts w:ascii="Aptos" w:eastAsia="微软雅黑" w:hAnsi="Aptos"/>
+          <w:color w:val="B58A3A"/>
+          <w:sz w:val="16"/>
+          <w:lang w:eastAsia="zh-CN"/>
+        </w:rPr>
+        <w:t xml:space="preserve">  |  AFTER-SALES WARRANTY</w:t>
+      </w:r>
+    </w:p>
+    <w:p>
+      <w:pPr>
+        <w:rPr>
+          <w:rFonts w:eastAsia="微软雅黑"/>
+        </w:rPr>
+      </w:pPr>
+      <w:r>
+        <w:rPr>
+          <w:rFonts w:eastAsia="微软雅黑" w:hint="eastAsia"/>
+          <w:lang w:eastAsia="zh-CN"/>
+        </w:rPr>
+        <w:t>甲方就本车辆发动机提供售后质保：质保期为自车辆交付之日起六（6）个月或行驶30,000公里（以先到者为准）。质保期内发动机故障由甲方负责免费维修，不构成退车、退款的理由。因碰撞、涉水、意外事故、保养不当、私自改装或未经甲方书面同意的第三方拆修所致的故障或损坏，以及正常损耗件（皮带、软管、密封件、火花塞、滤清器、机油及各类油液）的更换，不属于质保范围。</w:t>
+      </w:r>
+    </w:p>
+    <w:p>
+      <w:pPr>
+        <w:pStyle w:val="1"/>
+        <w:spacing w:line="240" w:lineRule="auto"/>
+        <w:rPr>
+          <w:rFonts w:eastAsia="微软雅黑"/>
+        </w:rPr>
+      </w:pPr>
+      <w:r>
+        <w:rPr>
+          <w:rFonts w:ascii="Aptos" w:eastAsia="微软雅黑" w:hAnsi="Aptos"/>
+          <w:color w:val="B58A3A"/>
+          <w:sz w:val="16"/>
+          <w:lang w:eastAsia="zh-CN"/>
+        </w:rPr>
+        <w:t xml:space="preserve">07  </w:t>
       </w:r>
       <w:r>
         <w:rPr>
@@ -1929,7 +2024,7 @@
           <w:sz w:val="16"/>
           <w:lang w:eastAsia="zh-CN"/>
         </w:rPr>
-        <w:t xml:space="preserve">06  </w:t>
+        <w:t xml:space="preserve">08  </w:t>
       </w:r>
       <w:r>
         <w:rPr>
@@ -1991,7 +2086,7 @@
           <w:sz w:val="16"/>
           <w:lang w:eastAsia="zh-CN"/>
         </w:rPr>
-        <w:t xml:space="preserve">07  </w:t>
+        <w:t xml:space="preserve">09  </w:t>
       </w:r>
       <w:r>
         <w:rPr>
@@ -2039,7 +2134,7 @@
           <w:sz w:val="16"/>
           <w:lang w:eastAsia="zh-CN"/>
         </w:rPr>
-        <w:t xml:space="preserve">08  </w:t>
+        <w:t xml:space="preserve">10  </w:t>
       </w:r>
       <w:r>
         <w:rPr>
@@ -2101,7 +2196,7 @@
           <w:sz w:val="16"/>
           <w:lang w:eastAsia="zh-CN"/>
         </w:rPr>
-        <w:t xml:space="preserve">09  </w:t>
+        <w:t xml:space="preserve">11  </w:t>
       </w:r>
       <w:r>
         <w:rPr>
